--- a/06_산출물_문서/2계층_절차서/QP-602_품질목표_수립_달성_기획.docx
+++ b/06_산출물_문서/2계층_절차서/QP-602_품질목표_수립_달성_기획.docx
@@ -270,11 +270,11 @@
     </w:p>
     <w:tbl>
       <w:tblPr>
-        <w:tblW w:w="8788" w:type="dxa"/>
         <w:tblCellMar>
           <w:left w:w="108" w:type="dxa"/>
           <w:right w:w="108" w:type="dxa"/>
         </w:tblCellMar>
+        <w:tblW w:w="8788" w:type="dxa"/>
         <w:tblBorders>
           <w:top w:val="single" w:sz="4" w:color="2E74B5" w:space="0"/>
           <w:left w:val="single" w:sz="4" w:color="2E74B5" w:space="0"/>
@@ -294,13 +294,13 @@
         <w:tc>
           <w:tcPr>
             <w:tcW w:w="1500" w:type="dxa"/>
-            <w:shd w:val="clear" w:color="auto" w:fill="D9D9D9"/>
-            <w:tcMar>
-              <w:top w:w="60" w:type="dxa"/>
-              <w:left w:w="120" w:type="dxa"/>
-              <w:bottom w:w="60" w:type="dxa"/>
-              <w:right w:w="120" w:type="dxa"/>
-            </w:tcMar>
+            <w:tcMar>
+              <w:top w:w="60" w:type="dxa"/>
+              <w:left w:w="120" w:type="dxa"/>
+              <w:bottom w:w="60" w:type="dxa"/>
+              <w:right w:w="120" w:type="dxa"/>
+            </w:tcMar>
+            <w:shd w:val="clear" w:color="auto" w:fill="DEEAF1"/>
           </w:tcPr>
           <w:p>
             <w:pPr>
@@ -320,13 +320,13 @@
         <w:tc>
           <w:tcPr>
             <w:tcW w:w="2800" w:type="dxa"/>
-            <w:shd w:val="clear" w:color="auto" w:fill="D9D9D9"/>
-            <w:tcMar>
-              <w:top w:w="60" w:type="dxa"/>
-              <w:left w:w="120" w:type="dxa"/>
-              <w:bottom w:w="60" w:type="dxa"/>
-              <w:right w:w="120" w:type="dxa"/>
-            </w:tcMar>
+            <w:tcMar>
+              <w:top w:w="60" w:type="dxa"/>
+              <w:left w:w="120" w:type="dxa"/>
+              <w:bottom w:w="60" w:type="dxa"/>
+              <w:right w:w="120" w:type="dxa"/>
+            </w:tcMar>
+            <w:shd w:val="clear" w:color="auto" w:fill="DEEAF1"/>
           </w:tcPr>
           <w:p>
             <w:pPr>
@@ -346,13 +346,13 @@
         <w:tc>
           <w:tcPr>
             <w:tcW w:w="2000" w:type="dxa"/>
-            <w:shd w:val="clear" w:color="auto" w:fill="D9D9D9"/>
-            <w:tcMar>
-              <w:top w:w="60" w:type="dxa"/>
-              <w:left w:w="120" w:type="dxa"/>
-              <w:bottom w:w="60" w:type="dxa"/>
-              <w:right w:w="120" w:type="dxa"/>
-            </w:tcMar>
+            <w:tcMar>
+              <w:top w:w="60" w:type="dxa"/>
+              <w:left w:w="120" w:type="dxa"/>
+              <w:bottom w:w="60" w:type="dxa"/>
+              <w:right w:w="120" w:type="dxa"/>
+            </w:tcMar>
+            <w:shd w:val="clear" w:color="auto" w:fill="DEEAF1"/>
           </w:tcPr>
           <w:p>
             <w:pPr>
@@ -372,13 +372,13 @@
         <w:tc>
           <w:tcPr>
             <w:tcW w:w="2488" w:type="dxa"/>
-            <w:shd w:val="clear" w:color="auto" w:fill="D9D9D9"/>
-            <w:tcMar>
-              <w:top w:w="60" w:type="dxa"/>
-              <w:left w:w="120" w:type="dxa"/>
-              <w:bottom w:w="60" w:type="dxa"/>
-              <w:right w:w="120" w:type="dxa"/>
-            </w:tcMar>
+            <w:tcMar>
+              <w:top w:w="60" w:type="dxa"/>
+              <w:left w:w="120" w:type="dxa"/>
+              <w:bottom w:w="60" w:type="dxa"/>
+              <w:right w:w="120" w:type="dxa"/>
+            </w:tcMar>
+            <w:shd w:val="clear" w:color="auto" w:fill="DEEAF1"/>
           </w:tcPr>
           <w:p>
             <w:pPr>
@@ -1127,7 +1127,7 @@
         </w:trPr>
         <w:tc>
           <w:tcPr>
-            <w:tcW w:w="2460" w:type="dxa"/>
+            <w:tcW w:w="2138" w:type="dxa"/>
             <w:tcMar>
               <w:top w:w="60" w:type="dxa"/>
               <w:left w:w="120" w:type="dxa"/>
@@ -1148,7 +1148,7 @@
         </w:tc>
         <w:tc>
           <w:tcPr>
-            <w:tcW w:w="6328" w:type="dxa"/>
+            <w:tcW w:w="6650" w:type="dxa"/>
             <w:tcMar>
               <w:top w:w="60" w:type="dxa"/>
               <w:left w:w="120" w:type="dxa"/>
@@ -1170,9 +1170,7 @@
       </w:tr>
       <w:tr>
         <w:tc>
-          <w:tcPr>
-            <w:tcW w:w="2460" w:type="dxa"/>
-          </w:tcPr>
+          <w:tcPr/>
           <w:p>
             <w:pPr>
               <w:pStyle w:val="Compact"/>
@@ -1184,7 +1182,7 @@
         </w:tc>
         <w:tc>
           <w:tcPr>
-            <w:tcW w:w="6328" w:type="dxa"/>
+            <w:tcW w:w="6650" w:type="dxa"/>
             <w:tcMar>
               <w:top w:w="60" w:type="dxa"/>
               <w:left w:w="120" w:type="dxa"/>
@@ -1205,7 +1203,9 @@
       </w:tr>
       <w:tr>
         <w:tc>
-          <w:tcPr/>
+          <w:tcPr>
+            <w:tcW w:w="2138" w:type="dxa"/>
+          </w:tcPr>
           <w:p>
             <w:pPr>
               <w:pStyle w:val="Compact"/>
@@ -1217,6 +1217,7 @@
         </w:tc>
         <w:tc>
           <w:tcPr>
+            <w:tcW w:w="6650" w:type="dxa"/>
             <w:tcMar>
               <w:top w:w="60" w:type="dxa"/>
               <w:left w:w="120" w:type="dxa"/>
@@ -1237,18 +1238,10 @@
       </w:tr>
       <w:tr>
         <w:tc>
-          <w:tcPr>
-            <w:tcMar>
-              <w:top w:w="60" w:type="dxa"/>
-              <w:left w:w="120" w:type="dxa"/>
-              <w:bottom w:w="60" w:type="dxa"/>
-              <w:right w:w="120" w:type="dxa"/>
-            </w:tcMar>
-          </w:tcPr>
-          <w:p>
-            <w:pPr>
-              <w:pStyle w:val="Compact"/>
-              <w:wordWrap w:val="1"/>
+          <w:tcPr/>
+          <w:p>
+            <w:pPr>
+              <w:pStyle w:val="Compact"/>
             </w:pPr>
             <w:r>
               <w:t xml:space="preserve">프로세스 목표</w:t>
@@ -1257,7 +1250,7 @@
         </w:tc>
         <w:tc>
           <w:tcPr>
-            <w:tcW w:w="6328" w:type="dxa"/>
+            <w:tcW w:w="6650" w:type="dxa"/>
             <w:tcMar>
               <w:top w:w="60" w:type="dxa"/>
               <w:left w:w="120" w:type="dxa"/>
@@ -1311,7 +1304,7 @@
         </w:trPr>
         <w:tc>
           <w:tcPr>
-            <w:tcW w:w="2460" w:type="dxa"/>
+            <w:tcW w:w="2293" w:type="dxa"/>
             <w:tcMar>
               <w:top w:w="60" w:type="dxa"/>
               <w:left w:w="120" w:type="dxa"/>
@@ -1332,7 +1325,7 @@
         </w:tc>
         <w:tc>
           <w:tcPr>
-            <w:tcW w:w="6328" w:type="dxa"/>
+            <w:tcW w:w="6495" w:type="dxa"/>
             <w:tcMar>
               <w:top w:w="60" w:type="dxa"/>
               <w:left w:w="120" w:type="dxa"/>
@@ -1354,9 +1347,7 @@
       </w:tr>
       <w:tr>
         <w:tc>
-          <w:tcPr>
-            <w:tcW w:w="2460" w:type="dxa"/>
-          </w:tcPr>
+          <w:tcPr/>
           <w:p>
             <w:pPr>
               <w:pStyle w:val="Compact"/>
@@ -1368,7 +1359,7 @@
         </w:tc>
         <w:tc>
           <w:tcPr>
-            <w:tcW w:w="6328" w:type="dxa"/>
+            <w:tcW w:w="6495" w:type="dxa"/>
             <w:tcMar>
               <w:top w:w="60" w:type="dxa"/>
               <w:left w:w="120" w:type="dxa"/>
@@ -1401,17 +1392,11 @@
         </w:tc>
         <w:tc>
           <w:tcPr>
-            <w:tcMar>
-              <w:top w:w="60" w:type="dxa"/>
-              <w:left w:w="120" w:type="dxa"/>
-              <w:bottom w:w="60" w:type="dxa"/>
-              <w:right w:w="120" w:type="dxa"/>
-            </w:tcMar>
-          </w:tcPr>
-          <w:p>
-            <w:pPr>
-              <w:pStyle w:val="Compact"/>
-              <w:wordWrap w:val="1"/>
+            <w:tcW w:w="6495" w:type="dxa"/>
+          </w:tcPr>
+          <w:p>
+            <w:pPr>
+              <w:pStyle w:val="Compact"/>
             </w:pPr>
             <w:r>
               <w:t xml:space="preserve">품질경영시스템 요구사항 (6.2항)</w:t>
@@ -1432,9 +1417,7 @@
           </w:p>
         </w:tc>
         <w:tc>
-          <w:tcPr>
-            <w:tcW w:w="6328" w:type="dxa"/>
-          </w:tcPr>
+          <w:tcPr/>
           <w:p>
             <w:pPr>
               <w:pStyle w:val="Compact"/>
@@ -1447,19 +1430,10 @@
       </w:tr>
       <w:tr>
         <w:tc>
-          <w:tcPr>
-            <w:tcW w:w="2460" w:type="dxa"/>
-            <w:tcMar>
-              <w:top w:w="60" w:type="dxa"/>
-              <w:left w:w="120" w:type="dxa"/>
-              <w:bottom w:w="60" w:type="dxa"/>
-              <w:right w:w="120" w:type="dxa"/>
-            </w:tcMar>
-          </w:tcPr>
-          <w:p>
-            <w:pPr>
-              <w:pStyle w:val="Compact"/>
-              <w:wordWrap w:val="1"/>
+          <w:tcPr/>
+          <w:p>
+            <w:pPr>
+              <w:pStyle w:val="Compact"/>
             </w:pPr>
             <w:r>
               <w:t xml:space="preserve">QP-501</w:t>
@@ -1467,10 +1441,19 @@
           </w:p>
         </w:tc>
         <w:tc>
-          <w:tcPr/>
-          <w:p>
-            <w:pPr>
-              <w:pStyle w:val="Compact"/>
+          <w:tcPr>
+            <w:tcW w:w="6495" w:type="dxa"/>
+            <w:tcMar>
+              <w:top w:w="60" w:type="dxa"/>
+              <w:left w:w="120" w:type="dxa"/>
+              <w:bottom w:w="60" w:type="dxa"/>
+              <w:right w:w="120" w:type="dxa"/>
+            </w:tcMar>
+          </w:tcPr>
+          <w:p>
+            <w:pPr>
+              <w:pStyle w:val="Compact"/>
+              <w:wordWrap w:val="1"/>
             </w:pPr>
             <w:r>
               <w:t xml:space="preserve">품질방침 및 품질목표 관리 절차서</w:t>
@@ -1504,18 +1487,10 @@
       </w:tr>
       <w:tr>
         <w:tc>
-          <w:tcPr>
-            <w:tcMar>
-              <w:top w:w="60" w:type="dxa"/>
-              <w:left w:w="120" w:type="dxa"/>
-              <w:bottom w:w="60" w:type="dxa"/>
-              <w:right w:w="120" w:type="dxa"/>
-            </w:tcMar>
-          </w:tcPr>
-          <w:p>
-            <w:pPr>
-              <w:pStyle w:val="Compact"/>
-              <w:wordWrap w:val="1"/>
+          <w:tcPr/>
+          <w:p>
+            <w:pPr>
+              <w:pStyle w:val="Compact"/>
             </w:pPr>
             <w:r>
               <w:t xml:space="preserve">QP-901</w:t>
@@ -1523,18 +1498,10 @@
           </w:p>
         </w:tc>
         <w:tc>
-          <w:tcPr>
-            <w:tcMar>
-              <w:top w:w="60" w:type="dxa"/>
-              <w:left w:w="120" w:type="dxa"/>
-              <w:bottom w:w="60" w:type="dxa"/>
-              <w:right w:w="120" w:type="dxa"/>
-            </w:tcMar>
-          </w:tcPr>
-          <w:p>
-            <w:pPr>
-              <w:pStyle w:val="Compact"/>
-              <w:wordWrap w:val="1"/>
+          <w:tcPr/>
+          <w:p>
+            <w:pPr>
+              <w:pStyle w:val="Compact"/>
             </w:pPr>
             <w:r>
               <w:t xml:space="preserve">모니터링/측정/분석/평가 절차서</w:t>
@@ -1578,7 +1545,7 @@
         </w:trPr>
         <w:tc>
           <w:tcPr>
-            <w:tcW w:w="2460" w:type="dxa"/>
+            <w:tcW w:w="3000" w:type="dxa"/>
             <w:tcMar>
               <w:top w:w="60" w:type="dxa"/>
               <w:left w:w="120" w:type="dxa"/>
@@ -1599,7 +1566,7 @@
         </w:tc>
         <w:tc>
           <w:tcPr>
-            <w:tcW w:w="6328" w:type="dxa"/>
+            <w:tcW w:w="5788" w:type="dxa"/>
             <w:tcMar>
               <w:top w:w="60" w:type="dxa"/>
               <w:left w:w="120" w:type="dxa"/>
@@ -1621,9 +1588,7 @@
       </w:tr>
       <w:tr>
         <w:tc>
-          <w:tcPr>
-            <w:tcW w:w="2460" w:type="dxa"/>
-          </w:tcPr>
+          <w:tcPr/>
           <w:p>
             <w:pPr>
               <w:pStyle w:val="Compact"/>
@@ -1635,7 +1600,7 @@
         </w:tc>
         <w:tc>
           <w:tcPr>
-            <w:tcW w:w="6328" w:type="dxa"/>
+            <w:tcW w:w="5788" w:type="dxa"/>
             <w:tcMar>
               <w:top w:w="60" w:type="dxa"/>
               <w:left w:w="120" w:type="dxa"/>
@@ -1668,6 +1633,7 @@
         </w:tc>
         <w:tc>
           <w:tcPr>
+            <w:tcW w:w="5788" w:type="dxa"/>
             <w:tcMar>
               <w:top w:w="60" w:type="dxa"/>
               <w:left w:w="120" w:type="dxa"/>
@@ -1699,9 +1665,7 @@
           </w:p>
         </w:tc>
         <w:tc>
-          <w:tcPr>
-            <w:tcW w:w="6328" w:type="dxa"/>
-          </w:tcPr>
+          <w:tcPr/>
           <w:p>
             <w:pPr>
               <w:pStyle w:val="Compact"/>
@@ -1714,19 +1678,10 @@
       </w:tr>
       <w:tr>
         <w:tc>
-          <w:tcPr>
-            <w:tcW w:w="2460" w:type="dxa"/>
-            <w:tcMar>
-              <w:top w:w="60" w:type="dxa"/>
-              <w:left w:w="120" w:type="dxa"/>
-              <w:bottom w:w="60" w:type="dxa"/>
-              <w:right w:w="120" w:type="dxa"/>
-            </w:tcMar>
-          </w:tcPr>
-          <w:p>
-            <w:pPr>
-              <w:pStyle w:val="Compact"/>
-              <w:wordWrap w:val="1"/>
+          <w:tcPr/>
+          <w:p>
+            <w:pPr>
+              <w:pStyle w:val="Compact"/>
             </w:pPr>
             <w:r>
               <w:t xml:space="preserve">전개 (Deployment)</w:t>
@@ -1734,10 +1689,19 @@
           </w:p>
         </w:tc>
         <w:tc>
-          <w:tcPr/>
-          <w:p>
-            <w:pPr>
-              <w:pStyle w:val="Compact"/>
+          <w:tcPr>
+            <w:tcW w:w="5788" w:type="dxa"/>
+            <w:tcMar>
+              <w:top w:w="60" w:type="dxa"/>
+              <w:left w:w="120" w:type="dxa"/>
+              <w:bottom w:w="60" w:type="dxa"/>
+              <w:right w:w="120" w:type="dxa"/>
+            </w:tcMar>
+          </w:tcPr>
+          <w:p>
+            <w:pPr>
+              <w:pStyle w:val="Compact"/>
+              <w:wordWrap w:val="1"/>
             </w:pPr>
             <w:r>
               <w:t xml:space="preserve">전사 품질목표를 부서별/프로세스별 세부 목표로 분해하여 할당하는 활동</w:t>
@@ -1795,18 +1759,10 @@
       </w:tr>
       <w:tr>
         <w:tc>
-          <w:tcPr>
-            <w:tcMar>
-              <w:top w:w="60" w:type="dxa"/>
-              <w:left w:w="120" w:type="dxa"/>
-              <w:bottom w:w="60" w:type="dxa"/>
-              <w:right w:w="120" w:type="dxa"/>
-            </w:tcMar>
-          </w:tcPr>
-          <w:p>
-            <w:pPr>
-              <w:pStyle w:val="Compact"/>
-              <w:wordWrap w:val="1"/>
+          <w:tcPr/>
+          <w:p>
+            <w:pPr>
+              <w:pStyle w:val="Compact"/>
             </w:pPr>
             <w:r>
               <w:t xml:space="preserve">후행지표 (Lagging Indicator)</w:t>
@@ -1814,18 +1770,10 @@
           </w:p>
         </w:tc>
         <w:tc>
-          <w:tcPr>
-            <w:tcMar>
-              <w:top w:w="60" w:type="dxa"/>
-              <w:left w:w="120" w:type="dxa"/>
-              <w:bottom w:w="60" w:type="dxa"/>
-              <w:right w:w="120" w:type="dxa"/>
-            </w:tcMar>
-          </w:tcPr>
-          <w:p>
-            <w:pPr>
-              <w:pStyle w:val="Compact"/>
-              <w:wordWrap w:val="1"/>
+          <w:tcPr/>
+          <w:p>
+            <w:pPr>
+              <w:pStyle w:val="Compact"/>
             </w:pPr>
             <w:r>
               <w:t xml:space="preserve">결과를 측정하는 지표 (예: 불량률, 고객 불만 건수)</w:t>
@@ -1869,7 +1817,7 @@
         </w:trPr>
         <w:tc>
           <w:tcPr>
-            <w:tcW w:w="2460" w:type="dxa"/>
+            <w:tcW w:w="2592" w:type="dxa"/>
             <w:tcMar>
               <w:top w:w="60" w:type="dxa"/>
               <w:left w:w="120" w:type="dxa"/>
@@ -1890,7 +1838,7 @@
         </w:tc>
         <w:tc>
           <w:tcPr>
-            <w:tcW w:w="6328" w:type="dxa"/>
+            <w:tcW w:w="6196" w:type="dxa"/>
             <w:tcMar>
               <w:top w:w="60" w:type="dxa"/>
               <w:left w:w="120" w:type="dxa"/>
@@ -1912,9 +1860,7 @@
       </w:tr>
       <w:tr>
         <w:tc>
-          <w:tcPr>
-            <w:tcW w:w="2460" w:type="dxa"/>
-          </w:tcPr>
+          <w:tcPr/>
           <w:p>
             <w:pPr>
               <w:pStyle w:val="Compact"/>
@@ -1930,7 +1876,7 @@
         </w:tc>
         <w:tc>
           <w:tcPr>
-            <w:tcW w:w="6328" w:type="dxa"/>
+            <w:tcW w:w="6196" w:type="dxa"/>
             <w:tcMar>
               <w:top w:w="60" w:type="dxa"/>
               <w:left w:w="120" w:type="dxa"/>
@@ -1967,6 +1913,7 @@
         </w:tc>
         <w:tc>
           <w:tcPr>
+            <w:tcW w:w="6196" w:type="dxa"/>
             <w:tcMar>
               <w:top w:w="60" w:type="dxa"/>
               <w:left w:w="120" w:type="dxa"/>
@@ -2002,9 +1949,7 @@
           </w:p>
         </w:tc>
         <w:tc>
-          <w:tcPr>
-            <w:tcW w:w="6328" w:type="dxa"/>
-          </w:tcPr>
+          <w:tcPr/>
           <w:p>
             <w:pPr>
               <w:pStyle w:val="Compact"/>
@@ -2017,19 +1962,10 @@
       </w:tr>
       <w:tr>
         <w:tc>
-          <w:tcPr>
-            <w:tcW w:w="2460" w:type="dxa"/>
-            <w:tcMar>
-              <w:top w:w="60" w:type="dxa"/>
-              <w:left w:w="120" w:type="dxa"/>
-              <w:bottom w:w="60" w:type="dxa"/>
-              <w:right w:w="120" w:type="dxa"/>
-            </w:tcMar>
-          </w:tcPr>
-          <w:p>
-            <w:pPr>
-              <w:pStyle w:val="Compact"/>
-              <w:wordWrap w:val="1"/>
+          <w:tcPr/>
+          <w:p>
+            <w:pPr>
+              <w:pStyle w:val="Compact"/>
             </w:pPr>
             <w:r>
               <w:rPr>
@@ -2042,6 +1978,7 @@
         </w:tc>
         <w:tc>
           <w:tcPr>
+            <w:tcW w:w="6196" w:type="dxa"/>
             <w:tcMar>
               <w:top w:w="60" w:type="dxa"/>
               <w:left w:w="120" w:type="dxa"/>
@@ -2112,7 +2049,7 @@
         </w:trPr>
         <w:tc>
           <w:tcPr>
-            <w:tcW w:w="2460" w:type="dxa"/>
+            <w:tcW w:w="3000" w:type="dxa"/>
             <w:tcMar>
               <w:top w:w="60" w:type="dxa"/>
               <w:left w:w="120" w:type="dxa"/>
@@ -2133,7 +2070,7 @@
         </w:tc>
         <w:tc>
           <w:tcPr>
-            <w:tcW w:w="6328" w:type="dxa"/>
+            <w:tcW w:w="5788" w:type="dxa"/>
             <w:tcMar>
               <w:top w:w="60" w:type="dxa"/>
               <w:left w:w="120" w:type="dxa"/>
@@ -2155,9 +2092,7 @@
       </w:tr>
       <w:tr>
         <w:tc>
-          <w:tcPr>
-            <w:tcW w:w="2460" w:type="dxa"/>
-          </w:tcPr>
+          <w:tcPr/>
           <w:p>
             <w:pPr>
               <w:pStyle w:val="Compact"/>
@@ -2173,7 +2108,7 @@
         </w:tc>
         <w:tc>
           <w:tcPr>
-            <w:tcW w:w="6328" w:type="dxa"/>
+            <w:tcW w:w="5788" w:type="dxa"/>
             <w:tcMar>
               <w:top w:w="60" w:type="dxa"/>
               <w:left w:w="120" w:type="dxa"/>
@@ -2210,6 +2145,7 @@
         </w:tc>
         <w:tc>
           <w:tcPr>
+            <w:tcW w:w="5788" w:type="dxa"/>
             <w:tcMar>
               <w:top w:w="60" w:type="dxa"/>
               <w:left w:w="120" w:type="dxa"/>
@@ -2245,9 +2181,7 @@
           </w:p>
         </w:tc>
         <w:tc>
-          <w:tcPr>
-            <w:tcW w:w="6328" w:type="dxa"/>
-          </w:tcPr>
+          <w:tcPr/>
           <w:p>
             <w:pPr>
               <w:pStyle w:val="Compact"/>
@@ -2260,19 +2194,10 @@
       </w:tr>
       <w:tr>
         <w:tc>
-          <w:tcPr>
-            <w:tcW w:w="2460" w:type="dxa"/>
-            <w:tcMar>
-              <w:top w:w="60" w:type="dxa"/>
-              <w:left w:w="120" w:type="dxa"/>
-              <w:bottom w:w="60" w:type="dxa"/>
-              <w:right w:w="120" w:type="dxa"/>
-            </w:tcMar>
-          </w:tcPr>
-          <w:p>
-            <w:pPr>
-              <w:pStyle w:val="Compact"/>
-              <w:wordWrap w:val="1"/>
+          <w:tcPr/>
+          <w:p>
+            <w:pPr>
+              <w:pStyle w:val="Compact"/>
             </w:pPr>
             <w:r>
               <w:rPr>
@@ -2284,7 +2209,9 @@
           </w:p>
         </w:tc>
         <w:tc>
-          <w:tcPr/>
+          <w:tcPr>
+            <w:tcW w:w="5788" w:type="dxa"/>
+          </w:tcPr>
           <w:p>
             <w:pPr>
               <w:pStyle w:val="Compact"/>
@@ -2340,10 +2267,19 @@
           </w:p>
         </w:tc>
         <w:tc>
-          <w:tcPr/>
-          <w:p>
-            <w:pPr>
-              <w:pStyle w:val="Compact"/>
+          <w:tcPr>
+            <w:tcW w:w="5788" w:type="dxa"/>
+            <w:tcMar>
+              <w:top w:w="60" w:type="dxa"/>
+              <w:left w:w="120" w:type="dxa"/>
+              <w:bottom w:w="60" w:type="dxa"/>
+              <w:right w:w="120" w:type="dxa"/>
+            </w:tcMar>
+          </w:tcPr>
+          <w:p>
+            <w:pPr>
+              <w:pStyle w:val="Compact"/>
+              <w:wordWrap w:val="1"/>
             </w:pPr>
             <w:r>
               <w:t xml:space="preserve">관련 인원에게 전달</w:t>
@@ -2353,18 +2289,10 @@
       </w:tr>
       <w:tr>
         <w:tc>
-          <w:tcPr>
-            <w:tcMar>
-              <w:top w:w="60" w:type="dxa"/>
-              <w:left w:w="120" w:type="dxa"/>
-              <w:bottom w:w="60" w:type="dxa"/>
-              <w:right w:w="120" w:type="dxa"/>
-            </w:tcMar>
-          </w:tcPr>
-          <w:p>
-            <w:pPr>
-              <w:pStyle w:val="Compact"/>
-              <w:wordWrap w:val="1"/>
+          <w:tcPr/>
+          <w:p>
+            <w:pPr>
+              <w:pStyle w:val="Compact"/>
             </w:pPr>
             <w:r>
               <w:rPr>
@@ -2376,18 +2304,10 @@
           </w:p>
         </w:tc>
         <w:tc>
-          <w:tcPr>
-            <w:tcMar>
-              <w:top w:w="60" w:type="dxa"/>
-              <w:left w:w="120" w:type="dxa"/>
-              <w:bottom w:w="60" w:type="dxa"/>
-              <w:right w:w="120" w:type="dxa"/>
-            </w:tcMar>
-          </w:tcPr>
-          <w:p>
-            <w:pPr>
-              <w:pStyle w:val="Compact"/>
-              <w:wordWrap w:val="1"/>
+          <w:tcPr/>
+          <w:p>
+            <w:pPr>
+              <w:pStyle w:val="Compact"/>
             </w:pPr>
             <w:r>
               <w:t xml:space="preserve">적절하게 갱신</w:t>
@@ -2406,206 +2326,322 @@
         <w:t xml:space="preserve">6.2 품질목표 수립 프로세스</w:t>
       </w:r>
     </w:p>
-    <w:p>
-      <w:pPr>
-        <w:pStyle w:val="SourceCode"/>
-      </w:pPr>
-      <w:r>
-        <w:rPr>
-          <w:rStyle w:val="VerbatimChar"/>
-        </w:rPr>
-        <w:t xml:space="preserve">① 품질방침 검토</w:t>
-      </w:r>
-      <w:r>
-        <w:br/>
-      </w:r>
-      <w:r>
-        <w:rPr>
-          <w:rStyle w:val="VerbatimChar"/>
-        </w:rPr>
-        <w:t xml:space="preserve">    │</w:t>
-      </w:r>
-      <w:r>
-        <w:br/>
-      </w:r>
-      <w:r>
-        <w:rPr>
-          <w:rStyle w:val="VerbatimChar"/>
-        </w:rPr>
-        <w:t xml:space="preserve">    ▼</w:t>
-      </w:r>
-      <w:r>
-        <w:br/>
-      </w:r>
-      <w:r>
-        <w:rPr>
-          <w:rStyle w:val="VerbatimChar"/>
-        </w:rPr>
-        <w:t xml:space="preserve">② 외부/내부 이슈 및 이해관계자 요구 검토 (QP-401)</w:t>
-      </w:r>
-      <w:r>
-        <w:br/>
-      </w:r>
-      <w:r>
-        <w:rPr>
-          <w:rStyle w:val="VerbatimChar"/>
-        </w:rPr>
-        <w:t xml:space="preserve">    │</w:t>
-      </w:r>
-      <w:r>
-        <w:br/>
-      </w:r>
-      <w:r>
-        <w:rPr>
-          <w:rStyle w:val="VerbatimChar"/>
-        </w:rPr>
-        <w:t xml:space="preserve">    ▼</w:t>
-      </w:r>
-      <w:r>
-        <w:br/>
-      </w:r>
-      <w:r>
-        <w:rPr>
-          <w:rStyle w:val="VerbatimChar"/>
-        </w:rPr>
-        <w:t xml:space="preserve">③ 리스크/기회 분석 결과 검토 (QP-601)</w:t>
-      </w:r>
-      <w:r>
-        <w:br/>
-      </w:r>
-      <w:r>
-        <w:rPr>
-          <w:rStyle w:val="VerbatimChar"/>
-        </w:rPr>
-        <w:t xml:space="preserve">    │</w:t>
-      </w:r>
-      <w:r>
-        <w:br/>
-      </w:r>
-      <w:r>
-        <w:rPr>
-          <w:rStyle w:val="VerbatimChar"/>
-        </w:rPr>
-        <w:t xml:space="preserve">    ▼</w:t>
-      </w:r>
-      <w:r>
-        <w:br/>
-      </w:r>
-      <w:r>
-        <w:rPr>
-          <w:rStyle w:val="VerbatimChar"/>
-        </w:rPr>
-        <w:t xml:space="preserve">④ 전년도 품질목표 달성도 검토</w:t>
-      </w:r>
-      <w:r>
-        <w:br/>
-      </w:r>
-      <w:r>
-        <w:rPr>
-          <w:rStyle w:val="VerbatimChar"/>
-        </w:rPr>
-        <w:t xml:space="preserve">    │</w:t>
-      </w:r>
-      <w:r>
-        <w:br/>
-      </w:r>
-      <w:r>
-        <w:rPr>
-          <w:rStyle w:val="VerbatimChar"/>
-        </w:rPr>
-        <w:t xml:space="preserve">    ▼</w:t>
-      </w:r>
-      <w:r>
-        <w:br/>
-      </w:r>
-      <w:r>
-        <w:rPr>
-          <w:rStyle w:val="VerbatimChar"/>
-        </w:rPr>
-        <w:t xml:space="preserve">⑤ 전사 품질목표 수립 (QMR 초안 → 대표이사 승인)</w:t>
-      </w:r>
-      <w:r>
-        <w:br/>
-      </w:r>
-      <w:r>
-        <w:rPr>
-          <w:rStyle w:val="VerbatimChar"/>
-        </w:rPr>
-        <w:t xml:space="preserve">    │</w:t>
-      </w:r>
-      <w:r>
-        <w:br/>
-      </w:r>
-      <w:r>
-        <w:rPr>
-          <w:rStyle w:val="VerbatimChar"/>
-        </w:rPr>
-        <w:t xml:space="preserve">    ▼</w:t>
-      </w:r>
-      <w:r>
-        <w:br/>
-      </w:r>
-      <w:r>
-        <w:rPr>
-          <w:rStyle w:val="VerbatimChar"/>
-        </w:rPr>
-        <w:t xml:space="preserve">⑥ 부서별 품질목표 전개 (각 부서장)</w:t>
-      </w:r>
-      <w:r>
-        <w:br/>
-      </w:r>
-      <w:r>
-        <w:rPr>
-          <w:rStyle w:val="VerbatimChar"/>
-        </w:rPr>
-        <w:t xml:space="preserve">    │</w:t>
-      </w:r>
-      <w:r>
-        <w:br/>
-      </w:r>
-      <w:r>
-        <w:rPr>
-          <w:rStyle w:val="VerbatimChar"/>
-        </w:rPr>
-        <w:t xml:space="preserve">    ▼</w:t>
-      </w:r>
-      <w:r>
-        <w:br/>
-      </w:r>
-      <w:r>
-        <w:rPr>
-          <w:rStyle w:val="VerbatimChar"/>
-        </w:rPr>
-        <w:t xml:space="preserve">⑦ 달성 기획 수립 (7절)</w:t>
-      </w:r>
-      <w:r>
-        <w:br/>
-      </w:r>
-      <w:r>
-        <w:rPr>
-          <w:rStyle w:val="VerbatimChar"/>
-        </w:rPr>
-        <w:t xml:space="preserve">    │</w:t>
-      </w:r>
-      <w:r>
-        <w:br/>
-      </w:r>
-      <w:r>
-        <w:rPr>
-          <w:rStyle w:val="VerbatimChar"/>
-        </w:rPr>
-        <w:t xml:space="preserve">    ▼</w:t>
-      </w:r>
-      <w:r>
-        <w:br/>
-      </w:r>
-      <w:r>
-        <w:rPr>
-          <w:rStyle w:val="VerbatimChar"/>
-        </w:rPr>
-        <w:t xml:space="preserve">⑧ 전 임직원 의사소통 (게시, 교육, 회의)</w:t>
-      </w:r>
-    </w:p>
+    <w:tbl>
+      <w:tblPr>
+        <w:tblLook w:firstColumn="1" w:firstRow="1" w:lastColumn="0" w:lastRow="0" w:noHBand="0" w:noVBand="1" w:val="04A0"/>
+        <w:tblW w:w="8788" w:type="dxa"/>
+        <w:tblBorders>
+          <w:top w:val="single" w:sz="4" w:color="2E74B5" w:space="0"/>
+          <w:left w:val="single" w:sz="4" w:color="2E74B5" w:space="0"/>
+          <w:bottom w:val="single" w:sz="4" w:color="2E74B5" w:space="0"/>
+          <w:right w:val="single" w:sz="4" w:color="2E74B5" w:space="0"/>
+          <w:insideH w:val="single" w:sz="4" w:color="BDD7EE" w:space="0"/>
+          <w:insideV w:val="single" w:sz="2" w:color="D9D9D9" w:space="0"/>
+        </w:tblBorders>
+      </w:tblPr>
+      <w:tblGrid>
+        <w:gridCol w:w="8788"/>
+      </w:tblGrid>
+      <w:tr>
+        <w:tc>
+          <w:tcPr>
+            <w:tcW w:w="8788" w:type="dxa"/>
+            <w:tcMar>
+              <w:top w:w="80" w:type="dxa"/>
+              <w:left w:w="140" w:type="dxa"/>
+              <w:bottom w:w="80" w:type="dxa"/>
+              <w:right w:w="140" w:type="dxa"/>
+            </w:tcMar>
+          </w:tcPr>
+          <w:p>
+            <w:pPr>
+              <w:spacing w:before="0" w:after="0" w:line="240" w:lineRule="auto"/>
+            </w:pPr>
+            <w:r>
+              <w:rPr>
+                <w:rFonts w:ascii="Courier New" w:hAnsi="Courier New" w:eastAsia="NanumGothicCoding"/>
+                <w:sz w:val="18"/>
+                <w:szCs w:val="18"/>
+              </w:rPr>
+              <w:t xml:space="preserve">① 품질방침 검토</w:t>
+            </w:r>
+          </w:p>
+          <w:p>
+            <w:pPr>
+              <w:spacing w:before="0" w:after="0" w:line="240" w:lineRule="auto"/>
+            </w:pPr>
+            <w:r>
+              <w:rPr>
+                <w:rFonts w:ascii="Courier New" w:hAnsi="Courier New" w:eastAsia="NanumGothicCoding"/>
+                <w:sz w:val="18"/>
+                <w:szCs w:val="18"/>
+              </w:rPr>
+              <w:t xml:space="preserve">    │</w:t>
+            </w:r>
+          </w:p>
+          <w:p>
+            <w:pPr>
+              <w:spacing w:before="0" w:after="0" w:line="240" w:lineRule="auto"/>
+            </w:pPr>
+            <w:r>
+              <w:rPr>
+                <w:rFonts w:ascii="Courier New" w:hAnsi="Courier New" w:eastAsia="NanumGothicCoding"/>
+                <w:sz w:val="18"/>
+                <w:szCs w:val="18"/>
+              </w:rPr>
+              <w:t xml:space="preserve">    ▼</w:t>
+            </w:r>
+          </w:p>
+          <w:p>
+            <w:pPr>
+              <w:spacing w:before="0" w:after="0" w:line="240" w:lineRule="auto"/>
+            </w:pPr>
+            <w:r>
+              <w:rPr>
+                <w:rFonts w:ascii="Courier New" w:hAnsi="Courier New" w:eastAsia="NanumGothicCoding"/>
+                <w:sz w:val="18"/>
+                <w:szCs w:val="18"/>
+              </w:rPr>
+              <w:t xml:space="preserve">② 외부/내부 이슈 및 이해관계자 요구 검토 (QP-401)</w:t>
+            </w:r>
+          </w:p>
+          <w:p>
+            <w:pPr>
+              <w:spacing w:before="0" w:after="0" w:line="240" w:lineRule="auto"/>
+            </w:pPr>
+            <w:r>
+              <w:rPr>
+                <w:rFonts w:ascii="Courier New" w:hAnsi="Courier New" w:eastAsia="NanumGothicCoding"/>
+                <w:sz w:val="18"/>
+                <w:szCs w:val="18"/>
+              </w:rPr>
+              <w:t xml:space="preserve">    │</w:t>
+            </w:r>
+          </w:p>
+          <w:p>
+            <w:pPr>
+              <w:spacing w:before="0" w:after="0" w:line="240" w:lineRule="auto"/>
+            </w:pPr>
+            <w:r>
+              <w:rPr>
+                <w:rFonts w:ascii="Courier New" w:hAnsi="Courier New" w:eastAsia="NanumGothicCoding"/>
+                <w:sz w:val="18"/>
+                <w:szCs w:val="18"/>
+              </w:rPr>
+              <w:t xml:space="preserve">    ▼</w:t>
+            </w:r>
+          </w:p>
+          <w:p>
+            <w:pPr>
+              <w:spacing w:before="0" w:after="0" w:line="240" w:lineRule="auto"/>
+            </w:pPr>
+            <w:r>
+              <w:rPr>
+                <w:rFonts w:ascii="Courier New" w:hAnsi="Courier New" w:eastAsia="NanumGothicCoding"/>
+                <w:sz w:val="18"/>
+                <w:szCs w:val="18"/>
+              </w:rPr>
+              <w:t xml:space="preserve">③ 리스크/기회 분석 결과 검토 (QP-601)</w:t>
+            </w:r>
+          </w:p>
+          <w:p>
+            <w:pPr>
+              <w:spacing w:before="0" w:after="0" w:line="240" w:lineRule="auto"/>
+            </w:pPr>
+            <w:r>
+              <w:rPr>
+                <w:rFonts w:ascii="Courier New" w:hAnsi="Courier New" w:eastAsia="NanumGothicCoding"/>
+                <w:sz w:val="18"/>
+                <w:szCs w:val="18"/>
+              </w:rPr>
+              <w:t xml:space="preserve">    │</w:t>
+            </w:r>
+          </w:p>
+          <w:p>
+            <w:pPr>
+              <w:spacing w:before="0" w:after="0" w:line="240" w:lineRule="auto"/>
+            </w:pPr>
+            <w:r>
+              <w:rPr>
+                <w:rFonts w:ascii="Courier New" w:hAnsi="Courier New" w:eastAsia="NanumGothicCoding"/>
+                <w:sz w:val="18"/>
+                <w:szCs w:val="18"/>
+              </w:rPr>
+              <w:t xml:space="preserve">    ▼</w:t>
+            </w:r>
+          </w:p>
+          <w:p>
+            <w:pPr>
+              <w:spacing w:before="0" w:after="0" w:line="240" w:lineRule="auto"/>
+            </w:pPr>
+            <w:r>
+              <w:rPr>
+                <w:rFonts w:ascii="Courier New" w:hAnsi="Courier New" w:eastAsia="NanumGothicCoding"/>
+                <w:sz w:val="18"/>
+                <w:szCs w:val="18"/>
+              </w:rPr>
+              <w:t xml:space="preserve">④ 전년도 품질목표 달성도 검토</w:t>
+            </w:r>
+          </w:p>
+          <w:p>
+            <w:pPr>
+              <w:spacing w:before="0" w:after="0" w:line="240" w:lineRule="auto"/>
+            </w:pPr>
+            <w:r>
+              <w:rPr>
+                <w:rFonts w:ascii="Courier New" w:hAnsi="Courier New" w:eastAsia="NanumGothicCoding"/>
+                <w:sz w:val="18"/>
+                <w:szCs w:val="18"/>
+              </w:rPr>
+              <w:t xml:space="preserve">    │</w:t>
+            </w:r>
+          </w:p>
+          <w:p>
+            <w:pPr>
+              <w:spacing w:before="0" w:after="0" w:line="240" w:lineRule="auto"/>
+            </w:pPr>
+            <w:r>
+              <w:rPr>
+                <w:rFonts w:ascii="Courier New" w:hAnsi="Courier New" w:eastAsia="NanumGothicCoding"/>
+                <w:sz w:val="18"/>
+                <w:szCs w:val="18"/>
+              </w:rPr>
+              <w:t xml:space="preserve">    ▼</w:t>
+            </w:r>
+          </w:p>
+          <w:p>
+            <w:pPr>
+              <w:spacing w:before="0" w:after="0" w:line="240" w:lineRule="auto"/>
+            </w:pPr>
+            <w:r>
+              <w:rPr>
+                <w:rFonts w:ascii="Courier New" w:hAnsi="Courier New" w:eastAsia="NanumGothicCoding"/>
+                <w:sz w:val="18"/>
+                <w:szCs w:val="18"/>
+              </w:rPr>
+              <w:t xml:space="preserve">⑤ 전사 품질목표 수립 (QMR 초안 → 대표이사 승인)</w:t>
+            </w:r>
+          </w:p>
+          <w:p>
+            <w:pPr>
+              <w:spacing w:before="0" w:after="0" w:line="240" w:lineRule="auto"/>
+            </w:pPr>
+            <w:r>
+              <w:rPr>
+                <w:rFonts w:ascii="Courier New" w:hAnsi="Courier New" w:eastAsia="NanumGothicCoding"/>
+                <w:sz w:val="18"/>
+                <w:szCs w:val="18"/>
+              </w:rPr>
+              <w:t xml:space="preserve">    │</w:t>
+            </w:r>
+          </w:p>
+          <w:p>
+            <w:pPr>
+              <w:spacing w:before="0" w:after="0" w:line="240" w:lineRule="auto"/>
+            </w:pPr>
+            <w:r>
+              <w:rPr>
+                <w:rFonts w:ascii="Courier New" w:hAnsi="Courier New" w:eastAsia="NanumGothicCoding"/>
+                <w:sz w:val="18"/>
+                <w:szCs w:val="18"/>
+              </w:rPr>
+              <w:t xml:space="preserve">    ▼</w:t>
+            </w:r>
+          </w:p>
+          <w:p>
+            <w:pPr>
+              <w:spacing w:before="0" w:after="0" w:line="240" w:lineRule="auto"/>
+            </w:pPr>
+            <w:r>
+              <w:rPr>
+                <w:rFonts w:ascii="Courier New" w:hAnsi="Courier New" w:eastAsia="NanumGothicCoding"/>
+                <w:sz w:val="18"/>
+                <w:szCs w:val="18"/>
+              </w:rPr>
+              <w:t xml:space="preserve">⑥ 부서별 품질목표 전개 (각 부서장)</w:t>
+            </w:r>
+          </w:p>
+          <w:p>
+            <w:pPr>
+              <w:spacing w:before="0" w:after="0" w:line="240" w:lineRule="auto"/>
+            </w:pPr>
+            <w:r>
+              <w:rPr>
+                <w:rFonts w:ascii="Courier New" w:hAnsi="Courier New" w:eastAsia="NanumGothicCoding"/>
+                <w:sz w:val="18"/>
+                <w:szCs w:val="18"/>
+              </w:rPr>
+              <w:t xml:space="preserve">    │</w:t>
+            </w:r>
+          </w:p>
+          <w:p>
+            <w:pPr>
+              <w:spacing w:before="0" w:after="0" w:line="240" w:lineRule="auto"/>
+            </w:pPr>
+            <w:r>
+              <w:rPr>
+                <w:rFonts w:ascii="Courier New" w:hAnsi="Courier New" w:eastAsia="NanumGothicCoding"/>
+                <w:sz w:val="18"/>
+                <w:szCs w:val="18"/>
+              </w:rPr>
+              <w:t xml:space="preserve">    ▼</w:t>
+            </w:r>
+          </w:p>
+          <w:p>
+            <w:pPr>
+              <w:spacing w:before="0" w:after="0" w:line="240" w:lineRule="auto"/>
+            </w:pPr>
+            <w:r>
+              <w:rPr>
+                <w:rFonts w:ascii="Courier New" w:hAnsi="Courier New" w:eastAsia="NanumGothicCoding"/>
+                <w:sz w:val="18"/>
+                <w:szCs w:val="18"/>
+              </w:rPr>
+              <w:t xml:space="preserve">⑦ 달성 기획 수립 (7절)</w:t>
+            </w:r>
+          </w:p>
+          <w:p>
+            <w:pPr>
+              <w:spacing w:before="0" w:after="0" w:line="240" w:lineRule="auto"/>
+            </w:pPr>
+            <w:r>
+              <w:rPr>
+                <w:rFonts w:ascii="Courier New" w:hAnsi="Courier New" w:eastAsia="NanumGothicCoding"/>
+                <w:sz w:val="18"/>
+                <w:szCs w:val="18"/>
+              </w:rPr>
+              <w:t xml:space="preserve">    │</w:t>
+            </w:r>
+          </w:p>
+          <w:p>
+            <w:pPr>
+              <w:spacing w:before="0" w:after="0" w:line="240" w:lineRule="auto"/>
+            </w:pPr>
+            <w:r>
+              <w:rPr>
+                <w:rFonts w:ascii="Courier New" w:hAnsi="Courier New" w:eastAsia="NanumGothicCoding"/>
+                <w:sz w:val="18"/>
+                <w:szCs w:val="18"/>
+              </w:rPr>
+              <w:t xml:space="preserve">    ▼</w:t>
+            </w:r>
+          </w:p>
+          <w:p>
+            <w:pPr>
+              <w:spacing w:before="0" w:after="0" w:line="240" w:lineRule="auto"/>
+            </w:pPr>
+            <w:r>
+              <w:rPr>
+                <w:rFonts w:ascii="Courier New" w:hAnsi="Courier New" w:eastAsia="NanumGothicCoding"/>
+                <w:sz w:val="18"/>
+                <w:szCs w:val="18"/>
+              </w:rPr>
+              <w:t xml:space="preserve">⑧ 전 임직원 의사소통 (게시, 교육, 회의)</w:t>
+            </w:r>
+          </w:p>
+        </w:tc>
+      </w:tr>
+    </w:tbl>
     <w:bookmarkEnd w:id="20"/>
     <w:bookmarkStart w:id="21" w:name="품질목표-수립-시기"/>
     <w:p>
@@ -2640,7 +2676,7 @@
         </w:trPr>
         <w:tc>
           <w:tcPr>
-            <w:tcW w:w="2460" w:type="dxa"/>
+            <w:tcW w:w="2736" w:type="dxa"/>
             <w:tcMar>
               <w:top w:w="60" w:type="dxa"/>
               <w:left w:w="120" w:type="dxa"/>
@@ -2661,7 +2697,7 @@
         </w:tc>
         <w:tc>
           <w:tcPr>
-            <w:tcW w:w="6328" w:type="dxa"/>
+            <w:tcW w:w="6052" w:type="dxa"/>
             <w:tcMar>
               <w:top w:w="60" w:type="dxa"/>
               <w:left w:w="120" w:type="dxa"/>
@@ -2683,9 +2719,7 @@
       </w:tr>
       <w:tr>
         <w:tc>
-          <w:tcPr>
-            <w:tcW w:w="2460" w:type="dxa"/>
-          </w:tcPr>
+          <w:tcPr/>
           <w:p>
             <w:pPr>
               <w:pStyle w:val="Compact"/>
@@ -2697,7 +2731,7 @@
         </w:tc>
         <w:tc>
           <w:tcPr>
-            <w:tcW w:w="6328" w:type="dxa"/>
+            <w:tcW w:w="6052" w:type="dxa"/>
             <w:tcMar>
               <w:top w:w="60" w:type="dxa"/>
               <w:left w:w="120" w:type="dxa"/>
@@ -2730,6 +2764,7 @@
         </w:tc>
         <w:tc>
           <w:tcPr>
+            <w:tcW w:w="6052" w:type="dxa"/>
             <w:tcMar>
               <w:top w:w="60" w:type="dxa"/>
               <w:left w:w="120" w:type="dxa"/>
@@ -2761,9 +2796,7 @@
           </w:p>
         </w:tc>
         <w:tc>
-          <w:tcPr>
-            <w:tcW w:w="6328" w:type="dxa"/>
-          </w:tcPr>
+          <w:tcPr/>
           <w:p>
             <w:pPr>
               <w:pStyle w:val="Compact"/>
@@ -2776,19 +2809,10 @@
       </w:tr>
       <w:tr>
         <w:tc>
-          <w:tcPr>
-            <w:tcW w:w="2460" w:type="dxa"/>
-            <w:tcMar>
-              <w:top w:w="60" w:type="dxa"/>
-              <w:left w:w="120" w:type="dxa"/>
-              <w:bottom w:w="60" w:type="dxa"/>
-              <w:right w:w="120" w:type="dxa"/>
-            </w:tcMar>
-          </w:tcPr>
-          <w:p>
-            <w:pPr>
-              <w:pStyle w:val="Compact"/>
-              <w:wordWrap w:val="1"/>
+          <w:tcPr/>
+          <w:p>
+            <w:pPr>
+              <w:pStyle w:val="Compact"/>
             </w:pPr>
             <w:r>
               <w:t xml:space="preserve">최종 평가</w:t>
@@ -2797,6 +2821,7 @@
         </w:tc>
         <w:tc>
           <w:tcPr>
+            <w:tcW w:w="6052" w:type="dxa"/>
             <w:tcMar>
               <w:top w:w="60" w:type="dxa"/>
               <w:left w:w="120" w:type="dxa"/>
@@ -2994,18 +3019,10 @@
           </w:p>
         </w:tc>
         <w:tc>
-          <w:tcPr>
-            <w:tcMar>
-              <w:top w:w="60" w:type="dxa"/>
-              <w:left w:w="120" w:type="dxa"/>
-              <w:bottom w:w="60" w:type="dxa"/>
-              <w:right w:w="120" w:type="dxa"/>
-            </w:tcMar>
-          </w:tcPr>
-          <w:p>
-            <w:pPr>
-              <w:pStyle w:val="Compact"/>
-              <w:wordWrap w:val="1"/>
+          <w:tcPr/>
+          <w:p>
+            <w:pPr>
+              <w:pStyle w:val="Compact"/>
             </w:pPr>
             <w:r>
               <w:t xml:space="preserve">&lt; 48건/년</w:t>
@@ -3400,18 +3417,10 @@
           </w:p>
         </w:tc>
         <w:tc>
-          <w:tcPr>
-            <w:tcMar>
-              <w:top w:w="60" w:type="dxa"/>
-              <w:left w:w="120" w:type="dxa"/>
-              <w:bottom w:w="60" w:type="dxa"/>
-              <w:right w:w="120" w:type="dxa"/>
-            </w:tcMar>
-          </w:tcPr>
-          <w:p>
-            <w:pPr>
-              <w:pStyle w:val="Compact"/>
-              <w:wordWrap w:val="1"/>
+          <w:tcPr/>
+          <w:p>
+            <w:pPr>
+              <w:pStyle w:val="Compact"/>
             </w:pPr>
             <w:r>
               <w:rPr>
@@ -4265,7 +4274,7 @@
         </w:trPr>
         <w:tc>
           <w:tcPr>
-            <w:tcW w:w="2460" w:type="dxa"/>
+            <w:tcW w:w="2580" w:type="dxa"/>
             <w:tcMar>
               <w:top w:w="60" w:type="dxa"/>
               <w:left w:w="120" w:type="dxa"/>
@@ -4286,7 +4295,7 @@
         </w:tc>
         <w:tc>
           <w:tcPr>
-            <w:tcW w:w="6328" w:type="dxa"/>
+            <w:tcW w:w="6208" w:type="dxa"/>
             <w:tcMar>
               <w:top w:w="60" w:type="dxa"/>
               <w:left w:w="120" w:type="dxa"/>
@@ -4308,9 +4317,7 @@
       </w:tr>
       <w:tr>
         <w:tc>
-          <w:tcPr>
-            <w:tcW w:w="2460" w:type="dxa"/>
-          </w:tcPr>
+          <w:tcPr/>
           <w:p>
             <w:pPr>
               <w:pStyle w:val="Compact"/>
@@ -4326,7 +4333,7 @@
         </w:tc>
         <w:tc>
           <w:tcPr>
-            <w:tcW w:w="6328" w:type="dxa"/>
+            <w:tcW w:w="6208" w:type="dxa"/>
             <w:tcMar>
               <w:top w:w="60" w:type="dxa"/>
               <w:left w:w="120" w:type="dxa"/>
@@ -4363,6 +4370,7 @@
         </w:tc>
         <w:tc>
           <w:tcPr>
+            <w:tcW w:w="6208" w:type="dxa"/>
             <w:tcMar>
               <w:top w:w="60" w:type="dxa"/>
               <w:left w:w="120" w:type="dxa"/>
@@ -4398,9 +4406,7 @@
           </w:p>
         </w:tc>
         <w:tc>
-          <w:tcPr>
-            <w:tcW w:w="6328" w:type="dxa"/>
-          </w:tcPr>
+          <w:tcPr/>
           <w:p>
             <w:pPr>
               <w:pStyle w:val="Compact"/>
@@ -4413,19 +4419,10 @@
       </w:tr>
       <w:tr>
         <w:tc>
-          <w:tcPr>
-            <w:tcW w:w="2460" w:type="dxa"/>
-            <w:tcMar>
-              <w:top w:w="60" w:type="dxa"/>
-              <w:left w:w="120" w:type="dxa"/>
-              <w:bottom w:w="60" w:type="dxa"/>
-              <w:right w:w="120" w:type="dxa"/>
-            </w:tcMar>
-          </w:tcPr>
-          <w:p>
-            <w:pPr>
-              <w:pStyle w:val="Compact"/>
-              <w:wordWrap w:val="1"/>
+          <w:tcPr/>
+          <w:p>
+            <w:pPr>
+              <w:pStyle w:val="Compact"/>
             </w:pPr>
             <w:r>
               <w:rPr>
@@ -4437,10 +4434,19 @@
           </w:p>
         </w:tc>
         <w:tc>
-          <w:tcPr/>
-          <w:p>
-            <w:pPr>
-              <w:pStyle w:val="Compact"/>
+          <w:tcPr>
+            <w:tcW w:w="6208" w:type="dxa"/>
+            <w:tcMar>
+              <w:top w:w="60" w:type="dxa"/>
+              <w:left w:w="120" w:type="dxa"/>
+              <w:bottom w:w="60" w:type="dxa"/>
+              <w:right w:w="120" w:type="dxa"/>
+            </w:tcMar>
+          </w:tcPr>
+          <w:p>
+            <w:pPr>
+              <w:pStyle w:val="Compact"/>
+              <w:wordWrap w:val="1"/>
             </w:pPr>
             <w:r>
               <w:t xml:space="preserve">각 활동의 목표 완료일</w:t>
@@ -4450,18 +4456,10 @@
       </w:tr>
       <w:tr>
         <w:tc>
-          <w:tcPr>
-            <w:tcMar>
-              <w:top w:w="60" w:type="dxa"/>
-              <w:left w:w="120" w:type="dxa"/>
-              <w:bottom w:w="60" w:type="dxa"/>
-              <w:right w:w="120" w:type="dxa"/>
-            </w:tcMar>
-          </w:tcPr>
-          <w:p>
-            <w:pPr>
-              <w:pStyle w:val="Compact"/>
-              <w:wordWrap w:val="1"/>
+          <w:tcPr/>
+          <w:p>
+            <w:pPr>
+              <w:pStyle w:val="Compact"/>
             </w:pPr>
             <w:r>
               <w:rPr>
@@ -4473,18 +4471,10 @@
           </w:p>
         </w:tc>
         <w:tc>
-          <w:tcPr>
-            <w:tcMar>
-              <w:top w:w="60" w:type="dxa"/>
-              <w:left w:w="120" w:type="dxa"/>
-              <w:bottom w:w="60" w:type="dxa"/>
-              <w:right w:w="120" w:type="dxa"/>
-            </w:tcMar>
-          </w:tcPr>
-          <w:p>
-            <w:pPr>
-              <w:pStyle w:val="Compact"/>
-              <w:wordWrap w:val="1"/>
+          <w:tcPr/>
+          <w:p>
+            <w:pPr>
+              <w:pStyle w:val="Compact"/>
             </w:pPr>
             <w:r>
               <w:t xml:space="preserve">달성도 측정 방법 및 평가 기준</w:t>
@@ -4535,7 +4525,7 @@
         </w:trPr>
         <w:tc>
           <w:tcPr>
-            <w:tcW w:w="2460" w:type="dxa"/>
+            <w:tcW w:w="2138" w:type="dxa"/>
             <w:tcMar>
               <w:top w:w="60" w:type="dxa"/>
               <w:left w:w="120" w:type="dxa"/>
@@ -4556,7 +4546,7 @@
         </w:tc>
         <w:tc>
           <w:tcPr>
-            <w:tcW w:w="6328" w:type="dxa"/>
+            <w:tcW w:w="6650" w:type="dxa"/>
             <w:tcMar>
               <w:top w:w="60" w:type="dxa"/>
               <w:left w:w="120" w:type="dxa"/>
@@ -4578,9 +4568,7 @@
       </w:tr>
       <w:tr>
         <w:tc>
-          <w:tcPr>
-            <w:tcW w:w="2460" w:type="dxa"/>
-          </w:tcPr>
+          <w:tcPr/>
           <w:p>
             <w:pPr>
               <w:pStyle w:val="Compact"/>
@@ -4592,7 +4580,7 @@
         </w:tc>
         <w:tc>
           <w:tcPr>
-            <w:tcW w:w="6328" w:type="dxa"/>
+            <w:tcW w:w="6650" w:type="dxa"/>
             <w:tcMar>
               <w:top w:w="60" w:type="dxa"/>
               <w:left w:w="120" w:type="dxa"/>
@@ -4625,6 +4613,7 @@
         </w:tc>
         <w:tc>
           <w:tcPr>
+            <w:tcW w:w="6650" w:type="dxa"/>
             <w:tcMar>
               <w:top w:w="60" w:type="dxa"/>
               <w:left w:w="120" w:type="dxa"/>
@@ -4645,7 +4634,9 @@
       </w:tr>
       <w:tr>
         <w:tc>
-          <w:tcPr/>
+          <w:tcPr>
+            <w:tcW w:w="2138" w:type="dxa"/>
+          </w:tcPr>
           <w:p>
             <w:pPr>
               <w:pStyle w:val="Compact"/>
@@ -4657,7 +4648,7 @@
         </w:tc>
         <w:tc>
           <w:tcPr>
-            <w:tcW w:w="6328" w:type="dxa"/>
+            <w:tcW w:w="6650" w:type="dxa"/>
           </w:tcPr>
           <w:p>
             <w:pPr>
@@ -4671,19 +4662,10 @@
       </w:tr>
       <w:tr>
         <w:tc>
-          <w:tcPr>
-            <w:tcW w:w="2460" w:type="dxa"/>
-            <w:tcMar>
-              <w:top w:w="60" w:type="dxa"/>
-              <w:left w:w="120" w:type="dxa"/>
-              <w:bottom w:w="60" w:type="dxa"/>
-              <w:right w:w="120" w:type="dxa"/>
-            </w:tcMar>
-          </w:tcPr>
-          <w:p>
-            <w:pPr>
-              <w:pStyle w:val="Compact"/>
-              <w:wordWrap w:val="1"/>
+          <w:tcPr/>
+          <w:p>
+            <w:pPr>
+              <w:pStyle w:val="Compact"/>
             </w:pPr>
             <w:r>
               <w:t xml:space="preserve">목표 수준</w:t>
@@ -4691,7 +4673,9 @@
           </w:p>
         </w:tc>
         <w:tc>
-          <w:tcPr/>
+          <w:tcPr>
+            <w:tcW w:w="6650" w:type="dxa"/>
+          </w:tcPr>
           <w:p>
             <w:pPr>
               <w:pStyle w:val="Compact"/>
@@ -4704,7 +4688,9 @@
       </w:tr>
       <w:tr>
         <w:tc>
-          <w:tcPr/>
+          <w:tcPr>
+            <w:tcW w:w="2138" w:type="dxa"/>
+          </w:tcPr>
           <w:p>
             <w:pPr>
               <w:pStyle w:val="Compact"/>
@@ -4739,10 +4725,19 @@
           </w:p>
         </w:tc>
         <w:tc>
-          <w:tcPr/>
-          <w:p>
-            <w:pPr>
-              <w:pStyle w:val="Compact"/>
+          <w:tcPr>
+            <w:tcW w:w="6650" w:type="dxa"/>
+            <w:tcMar>
+              <w:top w:w="60" w:type="dxa"/>
+              <w:left w:w="120" w:type="dxa"/>
+              <w:bottom w:w="60" w:type="dxa"/>
+              <w:right w:w="120" w:type="dxa"/>
+            </w:tcMar>
+          </w:tcPr>
+          <w:p>
+            <w:pPr>
+              <w:pStyle w:val="Compact"/>
+              <w:wordWrap w:val="1"/>
             </w:pPr>
             <w:r>
               <w:t xml:space="preserve">각 과제별 책임자</w:t>
@@ -4824,18 +4819,10 @@
       </w:tr>
       <w:tr>
         <w:tc>
-          <w:tcPr>
-            <w:tcMar>
-              <w:top w:w="60" w:type="dxa"/>
-              <w:left w:w="120" w:type="dxa"/>
-              <w:bottom w:w="60" w:type="dxa"/>
-              <w:right w:w="120" w:type="dxa"/>
-            </w:tcMar>
-          </w:tcPr>
-          <w:p>
-            <w:pPr>
-              <w:pStyle w:val="Compact"/>
-              <w:wordWrap w:val="1"/>
+          <w:tcPr/>
+          <w:p>
+            <w:pPr>
+              <w:pStyle w:val="Compact"/>
             </w:pPr>
             <w:r>
               <w:t xml:space="preserve">보고 주기</w:t>
@@ -4843,18 +4830,10 @@
           </w:p>
         </w:tc>
         <w:tc>
-          <w:tcPr>
-            <w:tcMar>
-              <w:top w:w="60" w:type="dxa"/>
-              <w:left w:w="120" w:type="dxa"/>
-              <w:bottom w:w="60" w:type="dxa"/>
-              <w:right w:w="120" w:type="dxa"/>
-            </w:tcMar>
-          </w:tcPr>
-          <w:p>
-            <w:pPr>
-              <w:pStyle w:val="Compact"/>
-              <w:wordWrap w:val="1"/>
+          <w:tcPr/>
+          <w:p>
+            <w:pPr>
+              <w:pStyle w:val="Compact"/>
             </w:pPr>
             <w:r>
               <w:t xml:space="preserve">달성도 보고 주기 (월간/분기)</w:t>
@@ -6594,7 +6573,6 @@
               <w:bottom w:w="60" w:type="dxa"/>
               <w:right w:w="120" w:type="dxa"/>
             </w:tcMar>
-            <w:shd w:val="clear" w:color="auto" w:fill="DEEAF1"/>
           </w:tcPr>
           <w:p>
             <w:pPr>
@@ -6614,7 +6592,6 @@
               <w:bottom w:w="60" w:type="dxa"/>
               <w:right w:w="120" w:type="dxa"/>
             </w:tcMar>
-            <w:shd w:val="clear" w:color="auto" w:fill="DEEAF1"/>
           </w:tcPr>
           <w:p>
             <w:pPr>
@@ -6634,7 +6611,6 @@
               <w:bottom w:w="60" w:type="dxa"/>
               <w:right w:w="120" w:type="dxa"/>
             </w:tcMar>
-            <w:shd w:val="clear" w:color="auto" w:fill="DEEAF1"/>
           </w:tcPr>
           <w:p>
             <w:pPr>
@@ -7500,8 +7476,8 @@
     <w:rPrDefault>
       <w:rPr>
         <w:rFonts w:asciiTheme="minorHAnsi" w:cstheme="minorBidi" w:eastAsiaTheme="minorEastAsia" w:hAnsiTheme="minorHAnsi"/>
-        <w:sz w:val="24"/>
-        <w:szCs w:val="24"/>
+        <w:sz w:val="20"/>
+        <w:szCs w:val="20"/>
         <w:lang w:bidi="ar-SA" w:eastAsia="zh-CN" w:val="en-US"/>
       </w:rPr>
     </w:rPrDefault>
@@ -7569,8 +7545,8 @@
     </w:pPr>
     <w:rPr>
       <w:rFonts w:asciiTheme="majorHAnsi" w:cstheme="majorBidi" w:eastAsiaTheme="majorEastAsia" w:hAnsiTheme="majorHAnsi"/>
-      <w:sz w:val="56"/>
-      <w:szCs w:val="56"/>
+      <w:sz w:val="44"/>
+      <w:szCs w:val="44"/>
     </w:rPr>
   </w:style>
   <w:style w:customStyle="1" w:styleId="TitleChar" w:type="character">
@@ -7581,8 +7557,8 @@
     <w:rsid w:val="00A10FD9"/>
     <w:rPr>
       <w:rFonts w:asciiTheme="majorHAnsi" w:cstheme="majorBidi" w:eastAsiaTheme="majorEastAsia" w:hAnsiTheme="majorHAnsi"/>
-      <w:sz w:val="56"/>
-      <w:szCs w:val="56"/>
+      <w:sz w:val="44"/>
+      <w:szCs w:val="44"/>
     </w:rPr>
   </w:style>
   <w:style w:styleId="Subtitle" w:type="paragraph">
@@ -7704,8 +7680,8 @@
     <w:rPr>
       <w:rFonts w:asciiTheme="majorHAnsi" w:cstheme="majorBidi" w:eastAsiaTheme="majorEastAsia" w:hAnsiTheme="majorHAnsi"/>
       <w:color w:themeColor="accent1" w:themeShade="BF" w:val="0F4761"/>
-      <w:sz w:val="40"/>
-      <w:szCs w:val="40"/>
+      <w:sz w:val="32"/>
+      <w:szCs w:val="32"/>
     </w:rPr>
   </w:style>
   <w:style w:styleId="Heading2" w:type="paragraph">
@@ -7895,8 +7871,8 @@
     <w:rPr>
       <w:rFonts w:asciiTheme="majorHAnsi" w:cstheme="majorBidi" w:eastAsiaTheme="majorEastAsia" w:hAnsiTheme="majorHAnsi"/>
       <w:color w:themeColor="accent1" w:themeShade="BF" w:val="0F4761"/>
-      <w:sz w:val="40"/>
-      <w:szCs w:val="40"/>
+      <w:sz w:val="32"/>
+      <w:szCs w:val="32"/>
     </w:rPr>
   </w:style>
   <w:style w:customStyle="1" w:styleId="Heading2Char" w:type="character">
